--- a/ais_09_factorial_designs/accessible/ais_factorial_designs.docx
+++ b/ais_09_factorial_designs/accessible/ais_factorial_designs.docx
@@ -4537,14 +4537,6 @@
       </w:pPr>
       <w:r>
         <w:t xml:space="preserve">Slide 24: Evaluate assumptions</w:t>
-      </w:r>
-    </w:p>
-    <w:p>
-      <w:pPr>
-        <w:pStyle w:val="FirstParagraph"/>
-      </w:pPr>
-      <w:r>
-        <w:t xml:space="preserve">[Missing image: media/milton_20180720_100533_crop.jpg]</w:t>
       </w:r>
     </w:p>
     <w:p>
@@ -11930,14 +11922,6 @@
       </w:pPr>
       <w:r>
         <w:t xml:space="preserve">Slide 52: Evaluate assumptions</w:t>
-      </w:r>
-    </w:p>
-    <w:p>
-      <w:pPr>
-        <w:pStyle w:val="FirstParagraph"/>
-      </w:pPr>
-      <w:r>
-        <w:t xml:space="preserve">[Missing image: media/milton_20180720_100533_crop.jpg]</w:t>
       </w:r>
     </w:p>
     <w:p>
